--- a/apps/api/templates/standard-contract.docx
+++ b/apps/api/templates/standard-contract.docx
@@ -286,6 +286,60 @@
                 <w:rtl/>
               </w:rPr>
               <w:t>رقم الهاتف</w:t>
+            </w:r>
+          </w:p>
+        </w:tc>
+      </w:tr>
+      <w:tr>
+        <w:tc>
+          <w:tcPr>
+            <w:tcW w:type="dxa" w:w="2381"/>
+            <w:shd w:val="clear" w:color="auto" w:fill="EEF2F6"/>
+          </w:tcPr>
+          <w:p>
+            <w:r>
+              <w:rPr>
+                <w:b/>
+                <w:sz w:val="20"/>
+              </w:rPr>
+              <w:t>Civil ID</w:t>
+            </w:r>
+          </w:p>
+        </w:tc>
+        <w:tc>
+          <w:tcPr>
+            <w:tcW w:type="dxa" w:w="5102"/>
+          </w:tcPr>
+          <w:p>
+            <w:pPr>
+              <w:jc w:val="center"/>
+            </w:pPr>
+            <w:r>
+              <w:rPr>
+                <w:b w:val="0"/>
+                <w:sz w:val="20"/>
+              </w:rPr>
+              <w:t>{client_civil_id}</w:t>
+            </w:r>
+          </w:p>
+        </w:tc>
+        <w:tc>
+          <w:tcPr>
+            <w:tcW w:type="dxa" w:w="2381"/>
+            <w:shd w:val="clear" w:color="auto" w:fill="EEF2F6"/>
+          </w:tcPr>
+          <w:p>
+            <w:pPr>
+              <w:bidi/>
+              <w:jc w:val="right"/>
+            </w:pPr>
+            <w:r>
+              <w:rPr>
+                <w:b/>
+                <w:sz w:val="20"/>
+                <w:rtl/>
+              </w:rPr>
+              <w:t>رقم البطاقة المدنية</w:t>
             </w:r>
           </w:p>
         </w:tc>
